--- a/courts/ninth-circuit/idaho/state/supreme-court/petition-for-review/usage/OUTPUT-petition-for-review.docx
+++ b/courts/ninth-circuit/idaho/state/supreme-court/petition-for-review/usage/OUTPUT-petition-for-review.docx
@@ -6820,6 +6820,7 @@
     <w:unhideWhenUsed/>
     <w:qFormat/>
     <w:pPr>
+      <w:keepLines/>
       <w:spacing w:before="0" w:after="140" w:line="322" w:lineRule="exact"/>
     </w:pPr>
     <w:rPr>

--- a/courts/ninth-circuit/idaho/state/supreme-court/petition-for-review/usage/OUTPUT-petition-for-review.docx
+++ b/courts/ninth-circuit/idaho/state/supreme-court/petition-for-review/usage/OUTPUT-petition-for-review.docx
@@ -3669,7 +3669,7 @@
     </w:p>
     <w:p>
       <w:pPr>
-        <w:pStyle w:val="BodyText"/>
+        <w:pStyle w:val="BodyTextNote"/>
       </w:pPr>
       <w:r>
         <w:t xml:space="preserve">In this case, the district court and the Court of Appeals refused to extend the holding from</w:t>
@@ -7071,6 +7071,33 @@
     <w:pPr>
       <w:spacing w:before="0" w:after="0" w:line="322" w:lineRule="exact"/>
       <w:ind w:left="2160" w:hanging="720"/>
+    </w:pPr>
+  </w:style>
+  <w:style w:type="paragraph" w:customStyle="1" w:styleId="XdQuoteList1">
+    <w:name w:val="Xd Quote List 1"/>
+    <w:basedOn w:val="Normal"/>
+    <w:qFormat/>
+    <w:pPr>
+      <w:spacing w:before="0" w:after="0" w:line="322" w:lineRule="exact"/>
+      <w:ind w:left="1440" w:right="720" w:hanging="720"/>
+    </w:pPr>
+  </w:style>
+  <w:style w:type="paragraph" w:customStyle="1" w:styleId="XdQuoteList2">
+    <w:name w:val="Xd Quote List 2"/>
+    <w:basedOn w:val="Normal"/>
+    <w:qFormat/>
+    <w:pPr>
+      <w:spacing w:before="0" w:after="0" w:line="322" w:lineRule="exact"/>
+      <w:ind w:left="2160" w:right="720" w:hanging="720"/>
+    </w:pPr>
+  </w:style>
+  <w:style w:type="paragraph" w:customStyle="1" w:styleId="XdQuoteList3">
+    <w:name w:val="Xd Quote List 3"/>
+    <w:basedOn w:val="Normal"/>
+    <w:qFormat/>
+    <w:pPr>
+      <w:spacing w:before="0" w:after="0" w:line="322" w:lineRule="exact"/>
+      <w:ind w:left="2880" w:right="720" w:hanging="720"/>
     </w:pPr>
   </w:style>
   <w:style w:type="paragraph" w:customStyle="1" w:styleId="XdList1">
